--- a/courts/eighth-circuit/missouri/state/court-of-appeals-western-district/answering-brief/usage/OUTPUT-answering-brief.docx
+++ b/courts/eighth-circuit/missouri/state/court-of-appeals-western-district/answering-brief/usage/OUTPUT-answering-brief.docx
@@ -3803,7 +3803,7 @@
         <w:tab/>
       </w:r>
       <w:r>
-        <w:t xml:space="preserve">30</w:t>
+        <w:t xml:space="preserve">31</w:t>
       </w:r>
     </w:p>
     <w:p>
@@ -4343,7 +4343,7 @@
         <w:tab/>
       </w:r>
       <w:r>
-        <w:t xml:space="preserve">27, 28, 29, 31</w:t>
+        <w:t xml:space="preserve">27, 28, 29, 30</w:t>
       </w:r>
     </w:p>
     <w:p>
@@ -9214,7 +9214,7 @@
         <w:tab/>
       </w:r>
       <w:r>
-        <w:t xml:space="preserve">30</w:t>
+        <w:t xml:space="preserve">30, 31</w:t>
       </w:r>
     </w:p>
     <w:p>
@@ -9793,10 +9793,7 @@
         <w:t xml:space="preserve">88, 626, 690; see Section 130.021.5,</w:t>
       </w:r>
       <w:r>
-        <w:t xml:space="preserve"> </w:t>
-      </w:r>
-      <w:r>
-        <w:t xml:space="preserve">.8.</w:t>
+        <w:t xml:space="preserve"> .8.</w:t>
       </w:r>
     </w:p>
     <w:p>
@@ -11338,7 +11335,7 @@
         <w:pStyle w:val="BodyText"/>
       </w:pPr>
       <w:r>
-        <w:t xml:space="preserve">The Court has also found disclosure and reporting requirements to be substantially related to these important interests. “[D]isclosure requirements certainly in most applications appear to be the least restrictive means of curbing the evils of campaign ignorance and corruption . . . .” Id. at 68. Timely disclosure of financial information “enables the electorate to make informed decisions and give proper weight to different speakers and messages” as well as “hold corporations and elected officials accountable for their positions and supporters.” Citizens United,</w:t>
+        <w:t xml:space="preserve">The Court has also found disclosure and reporting requirements to be substantially related to these important interests. “[D]isclosure requirements certainly in most applications appear to be the least restrictive means of curbing the evils of campaign ignorance and corruption . . . .” Id. at 68. Timely disclosure of financial information “enables the electorate to make informed decisions and give proper weight to different speakers and messages” as well as “hold corporations and elected officials accountable for their positions and supporters.” Citizens United,</w:t>
       </w:r>
       <w:r>
         <w:t xml:space="preserve"> </w:t>
@@ -11527,10 +11524,7 @@
         <w:t xml:space="preserve">(4), 105.961.4,</w:t>
       </w:r>
       <w:r>
-        <w:t xml:space="preserve"> </w:t>
-      </w:r>
-      <w:r>
-        <w:t xml:space="preserve">.5, .8(4). However, tracking funds distributed among multiple accounts and financial institutions would be time-consuming and costly, and investigating assets and transaction in out-of-state banks would present special challenges. Requiring each PAC to maintain a single bank account in Missouri and notify the MEC of any changes to that account forestalls these problems, allowing the MEC to more efficiently investigate alleged violations of the campaign finance disclosure laws.</w:t>
+        <w:t xml:space="preserve"> .5, .8(4). However, tracking funds distributed among multiple accounts and financial institutions would be time-consuming and costly, and investigating assets and transaction in out-of-state banks would present special challenges. Requiring each PAC to maintain a single bank account in Missouri and notify the MEC of any changes to that account forestalls these problems, allowing the MEC to more efficiently investigate alleged violations of the campaign finance disclosure laws.</w:t>
       </w:r>
     </w:p>
     <w:p>
@@ -11570,7 +11564,7 @@
         <w:pStyle w:val="XdQuoteOnly"/>
       </w:pPr>
       <w:r>
-        <w:t xml:space="preserve">Missouri law requires that each [PAC] must have a treasurer who is responsible for the various record keeping and filing requirements established by law. Thus, the treasurer is the critical official that the Commission must reach to investigate and address violations of the campaign finance laws. . . . The MEC possesses subpoena authority and the ability to pursue actions in Missouri circuit courts. But the practical and legal burdens of having to pursue out-of-state treasurers—such as travel time and expense for staff and the time, expense, and uncertainty associated with extraterritorial enforcement of investigative subpoenas and service of process—would limit the MEC’s ability to enforce Missouri’s law. . . . Accordingly, the Missouri resident treasurer requirement is a valid limitation on [a PAC’s] associational rights because it is narrowly tailored to serve the MEC’s compelling interest in using its subpoena power to enforce the disclosure law, thereby serving its related informational and anti-corruption interests. Lamb,</w:t>
+        <w:t xml:space="preserve">Missouri law requires that each [PAC] must have a treasurer who is responsible for the various record keeping and filing requirements established by law. Thus, the treasurer is the critical official that the Commission must reach to investigate and address violations of the campaign finance laws. . . . The MEC possesses subpoena authority and the ability to pursue actions in Missouri circuit courts. But the practical and legal burdens of having to pursue out-of-state treasurers—such as travel time and expense for staff and the time, expense, and uncertainty associated with extraterritorial enforcement of investigative subpoenas and service of process—would limit the MEC’s ability to enforce Missouri’s law. . . . Accordingly, the Missouri resident treasurer requirement is a valid limitation on [a PAC’s] associational rights because it is narrowly tailored to serve the MEC’s compelling interest in using its subpoena power to enforce the disclosure law, thereby serving its related informational and anti-corruption interests. Lamb,</w:t>
       </w:r>
       <w:r>
         <w:t xml:space="preserve"> </w:t>
@@ -12101,10 +12095,7 @@
         <w:t xml:space="preserve">Likewise, Appellants did not face burdensome reporting requirements to bring their bank account into compliance with the campaign finance disclosure laws. PACs must identify an official depository account on their statement of organization. Section 130.021.4(1),</w:t>
       </w:r>
       <w:r>
-        <w:t xml:space="preserve"> </w:t>
-      </w:r>
-      <w:r>
-        <w:t xml:space="preserve">.5. Afterward, if the PAC’s official depository account changes, the PAC must amend its statement of organization. Section 130.021.7.</w:t>
+        <w:t xml:space="preserve"> .5. Afterward, if the PAC’s official depository account changes, the PAC must amend its statement of organization. Section 130.021.7.</w:t>
       </w:r>
       <w:r>
         <w:t xml:space="preserve"> </w:t>
@@ -12324,7 +12315,7 @@
         <w:t xml:space="preserve"> </w:t>
       </w:r>
       <w:r>
-        <w:t xml:space="preserve">where the Court described PACs as “burdensome . . . expensive to administer and subject to extensive regulations,” the Court never suggested that PACs could not be regulated more extensively than individuals or organizations. Citizens United,</w:t>
+        <w:t xml:space="preserve">where the Court described PACs as “burdensome . . . expensive to administer and subject to extensive regulations,” the Court never suggested that PACs could not be regulated more extensively than individuals or organizations. Citizens United,</w:t>
       </w:r>
       <w:r>
         <w:t xml:space="preserve"> </w:t>
@@ -13353,10 +13344,7 @@
         <w:t xml:space="preserve">After the hearing, if the MEC believes there is probable cause that a violation occurred, the agency may refer the subject of the investigation to an “appropriate disciplinary authority,” which applies primarily to individuals who hold elective or appointive office. Section 105.961.3,</w:t>
       </w:r>
       <w:r>
-        <w:t xml:space="preserve"> </w:t>
-      </w:r>
-      <w:r>
-        <w:t xml:space="preserve">.7; see Impey</w:t>
+        <w:t xml:space="preserve"> .7; see Impey</w:t>
       </w:r>
       <w:r>
         <w:t xml:space="preserve"> </w:t>
@@ -13432,7 +13420,7 @@
         <w:t xml:space="preserve"> </w:t>
       </w:r>
       <w:r>
-        <w:t xml:space="preserve">for appeal of the probable cause determination to the AHC indicates that the legislature intended for the AHC to render the agency’s decision in the event that the subject of a complaint disagreed with the MEC’s probable cause determination. . . . [T]he legislature intended for the AHC’s decision to be the final decision of the agency in a disputed § 105.961</w:t>
+        <w:t xml:space="preserve">for appeal of the probable cause determination to the AHC indicates that the legislature intended for the AHC to render the agency’s decision in the event that the subject of a complaint disagreed with the MEC’s probable cause determination. . . . [T]he legislature intended for the AHC’s decision to be the final decision of the agency in a disputed § 105.961</w:t>
       </w:r>
       <w:r>
         <w:t xml:space="preserve"> </w:t>
@@ -14204,7 +14192,7 @@
         <w:noBreakHyphen/>
       </w:r>
       <w:r>
-        <w:t xml:space="preserve">48. The MEC has the authority to “review reports and statements filed with the commission . . . pursuant to . . . chapter 130 for completeness, accuracy and timeliness of filing,” and, if there are reasonable grounds to believe a violation has occurred, to conduct an audit or investigation. Section 105.959.1,</w:t>
+        <w:t xml:space="preserve">48. The MEC has the authority to “review reports and statements filed with the commission . . . pursuant to . . . chapter 130 for completeness, accuracy and timeliness of filing,” and, if there are reasonable grounds to believe a violation has occurred, to conduct an audit or investigation. Section 105.959.1,</w:t>
       </w:r>
       <w:r>
         <w:t xml:space="preserve"> </w:t>
@@ -14218,7 +14206,7 @@
         <w:pStyle w:val="BodyText"/>
       </w:pPr>
       <w:r>
-        <w:t xml:space="preserve">More specifically, the MEC has the authority to investigate individual persons, not just PACs. The legislature clearly contemplated that the MEC would investigate individual persons for failing to file complete, accurate, and timely reports, as demonstrated by the requirement that the MEC “notify . . . the person under investigation . . . within five days of the decision to conduct such investigation.” Section 105.959.1.</w:t>
+        <w:t xml:space="preserve">More specifically, the MEC has the authority to investigate individual persons, not just PACs. The legislature clearly contemplated that the MEC would investigate individual persons for failing to file complete, accurate, and timely reports, as demonstrated by the requirement that the MEC “notify . . . the person under investigation . . . within five days of the decision to conduct such investigation.” Section 105.959.1.</w:t>
       </w:r>
       <w:r>
         <w:t xml:space="preserve"> </w:t>
@@ -14273,22 +14261,16 @@
         <w:t xml:space="preserve">Each of the statutes violated by Stop Now! also required Geier to make a report that failed to make. See Section 130.021.5,</w:t>
       </w:r>
       <w:r>
-        <w:t xml:space="preserve"> </w:t>
-      </w:r>
-      <w:r>
-        <w:t xml:space="preserve">.7, .9 (requiring PACs to file an amended statement of organization “attested by the treasurer” within 20 days after a change to the PAC’s official depositor account); Section 130.021.8,</w:t>
-      </w:r>
-      <w:r>
-        <w:t xml:space="preserve"> </w:t>
-      </w:r>
-      <w:r>
-        <w:t xml:space="preserve">.9 (requiring PACs to file a termination statement “attested by the treasurer” within 10 days of dissolution); Section 130.041.1</w:t>
-      </w:r>
-      <w:r>
-        <w:t xml:space="preserve"> </w:t>
-      </w:r>
-      <w:r>
-        <w:t xml:space="preserve">(requiring the “treasurer . . . of every committee . . . [to] file a legibly printed or typed disclosure report of receipts and expenses”). Geier was the treasurer of Stop Now! in 2011, when quarterly disclosure reports were not timely filed. L.F. 586, 625. He was also the treasurer of Stop Now from 2006 to 2011, when the PAC failed to maintain an official depository account and failed to notify the MEC of changes to the account. L.F. 586, 625. Geier was ultimately responsible for filing (or failing to file) each of the reports required by the reporting statutes. Thus, the MEC had the authority to investigate Geier for these failures and to find that there was probable cause to believe that his omissions violated the reporting statutes.</w:t>
+        <w:t xml:space="preserve"> .7, .9 (requiring PACs to file an amended statement of organization “attested by the treasurer” within 20 days after a change to the PAC’s official depositor account); Section 130.021.8,</w:t>
+      </w:r>
+      <w:r>
+        <w:t xml:space="preserve"> .9 (requiring PACs to file a termination statement “attested by the treasurer” within 10 days of dissolution); Section 130.041.1</w:t>
+      </w:r>
+      <w:r>
+        <w:t xml:space="preserve"> </w:t>
+      </w:r>
+      <w:r>
+        <w:t xml:space="preserve">(requiring the “treasurer . . . of every committee . . . [to] file a legibly printed or typed disclosure report of receipts and expenses”). Geier was the treasurer of Stop Now! in 2011, when quarterly disclosure reports were not timely filed. L.F. 586, 625. He was also the treasurer of Stop Now from 2006 to 2011, when the PAC failed to maintain an official depository account and failed to notify the MEC of changes to the account. L.F. 586, 625. Geier was ultimately responsible for filing (or failing to file) each of the reports required by the reporting statutes. Thus, the MEC had the authority to investigate Geier for these failures and to find that there was probable cause to believe that his omissions violated the reporting statutes.</w:t>
       </w:r>
     </w:p>
     <w:p>
@@ -15959,6 +15941,7 @@
     <w:unhideWhenUsed/>
     <w:qFormat/>
     <w:pPr>
+      <w:keepLines/>
       <w:spacing w:before="0" w:after="140" w:line="299" w:lineRule="exact"/>
     </w:pPr>
     <w:rPr>
@@ -16209,6 +16192,33 @@
     <w:pPr>
       <w:spacing w:before="0" w:after="0" w:line="299" w:lineRule="exact"/>
       <w:ind w:left="2160" w:hanging="720"/>
+    </w:pPr>
+  </w:style>
+  <w:style w:type="paragraph" w:customStyle="1" w:styleId="XdQuoteList1">
+    <w:name w:val="Xd Quote List 1"/>
+    <w:basedOn w:val="Normal"/>
+    <w:qFormat/>
+    <w:pPr>
+      <w:spacing w:before="0" w:after="0" w:line="299" w:lineRule="exact"/>
+      <w:ind w:left="1440" w:right="720" w:hanging="720"/>
+    </w:pPr>
+  </w:style>
+  <w:style w:type="paragraph" w:customStyle="1" w:styleId="XdQuoteList2">
+    <w:name w:val="Xd Quote List 2"/>
+    <w:basedOn w:val="Normal"/>
+    <w:qFormat/>
+    <w:pPr>
+      <w:spacing w:before="0" w:after="0" w:line="299" w:lineRule="exact"/>
+      <w:ind w:left="2160" w:right="720" w:hanging="720"/>
+    </w:pPr>
+  </w:style>
+  <w:style w:type="paragraph" w:customStyle="1" w:styleId="XdQuoteList3">
+    <w:name w:val="Xd Quote List 3"/>
+    <w:basedOn w:val="Normal"/>
+    <w:qFormat/>
+    <w:pPr>
+      <w:spacing w:before="0" w:after="0" w:line="299" w:lineRule="exact"/>
+      <w:ind w:left="2880" w:right="720" w:hanging="720"/>
     </w:pPr>
   </w:style>
   <w:style w:type="paragraph" w:customStyle="1" w:styleId="XdQuote">

--- a/courts/eighth-circuit/missouri/state/court-of-appeals-western-district/answering-brief/usage/OUTPUT-answering-brief.docx
+++ b/courts/eighth-circuit/missouri/state/court-of-appeals-western-district/answering-brief/usage/OUTPUT-answering-brief.docx
@@ -9793,7 +9793,7 @@
         <w:t xml:space="preserve">88, 626, 690; see Section 130.021.5,</w:t>
       </w:r>
       <w:r>
-        <w:t xml:space="preserve"> .8.</w:t>
+        <w:t xml:space="preserve"> ⁠.8.</w:t>
       </w:r>
     </w:p>
     <w:p>
@@ -11335,7 +11335,7 @@
         <w:pStyle w:val="BodyText"/>
       </w:pPr>
       <w:r>
-        <w:t xml:space="preserve">The Court has also found disclosure and reporting requirements to be substantially related to these important interests. “[D]isclosure requirements certainly in most applications appear to be the least restrictive means of curbing the evils of campaign ignorance and corruption . . . .” Id. at 68. Timely disclosure of financial information “enables the electorate to make informed decisions and give proper weight to different speakers and messages” as well as “hold corporations and elected officials accountable for their positions and supporters.” Citizens United,</w:t>
+        <w:t xml:space="preserve">The Court has also found disclosure and reporting requirements to be substantially related to these important interests. “[D]isclosure requirements certainly in most applications appear to be the least restrictive means of curbing the evils of campaign ignorance and corruption ⁠. ⁠. ⁠. ⁠.” Id. at 68. Timely disclosure of financial information “enables the electorate to make informed decisions and give proper weight to different speakers and messages” as well as “hold corporations and elected officials accountable for their positions and supporters.” Citizens United,</w:t>
       </w:r>
       <w:r>
         <w:t xml:space="preserve"> </w:t>
@@ -11524,7 +11524,7 @@
         <w:t xml:space="preserve">(4), 105.961.4,</w:t>
       </w:r>
       <w:r>
-        <w:t xml:space="preserve"> .5, .8(4). However, tracking funds distributed among multiple accounts and financial institutions would be time-consuming and costly, and investigating assets and transaction in out-of-state banks would present special challenges. Requiring each PAC to maintain a single bank account in Missouri and notify the MEC of any changes to that account forestalls these problems, allowing the MEC to more efficiently investigate alleged violations of the campaign finance disclosure laws.</w:t>
+        <w:t xml:space="preserve"> ⁠.5, ⁠.8(4). However, tracking funds distributed among multiple accounts and financial institutions would be time-consuming and costly, and investigating assets and transaction in out-of-state banks would present special challenges. Requiring each PAC to maintain a single bank account in Missouri and notify the MEC of any changes to that account forestalls these problems, allowing the MEC to more efficiently investigate alleged violations of the campaign finance disclosure laws.</w:t>
       </w:r>
     </w:p>
     <w:p>
@@ -11564,7 +11564,7 @@
         <w:pStyle w:val="XdQuoteOnly"/>
       </w:pPr>
       <w:r>
-        <w:t xml:space="preserve">Missouri law requires that each [PAC] must have a treasurer who is responsible for the various record keeping and filing requirements established by law. Thus, the treasurer is the critical official that the Commission must reach to investigate and address violations of the campaign finance laws. . . . The MEC possesses subpoena authority and the ability to pursue actions in Missouri circuit courts. But the practical and legal burdens of having to pursue out-of-state treasurers—such as travel time and expense for staff and the time, expense, and uncertainty associated with extraterritorial enforcement of investigative subpoenas and service of process—would limit the MEC’s ability to enforce Missouri’s law. . . . Accordingly, the Missouri resident treasurer requirement is a valid limitation on [a PAC’s] associational rights because it is narrowly tailored to serve the MEC’s compelling interest in using its subpoena power to enforce the disclosure law, thereby serving its related informational and anti-corruption interests. Lamb,</w:t>
+        <w:t xml:space="preserve">Missouri law requires that each [PAC] must have a treasurer who is responsible for the various record keeping and filing requirements established by law. Thus, the treasurer is the critical official that the Commission must reach to investigate and address violations of the campaign finance laws. ⁠. ⁠. ⁠. The MEC possesses subpoena authority and the ability to pursue actions in Missouri circuit courts. But the practical and legal burdens of having to pursue out-of-state treasurers—such as travel time and expense for staff and the time, expense, and uncertainty associated with extraterritorial enforcement of investigative subpoenas and service of process—would limit the MEC’s ability to enforce Missouri’s law. ⁠. ⁠. ⁠. Accordingly, the Missouri resident treasurer requirement is a valid limitation on [a PAC’s] associational rights because it is narrowly tailored to serve the MEC’s compelling interest in using its subpoena power to enforce the disclosure law, thereby serving its related informational and anti-corruption interests. Lamb,</w:t>
       </w:r>
       <w:r>
         <w:t xml:space="preserve"> </w:t>
@@ -12095,7 +12095,7 @@
         <w:t xml:space="preserve">Likewise, Appellants did not face burdensome reporting requirements to bring their bank account into compliance with the campaign finance disclosure laws. PACs must identify an official depository account on their statement of organization. Section 130.021.4(1),</w:t>
       </w:r>
       <w:r>
-        <w:t xml:space="preserve"> .5. Afterward, if the PAC’s official depository account changes, the PAC must amend its statement of organization. Section 130.021.7.</w:t>
+        <w:t xml:space="preserve"> ⁠.5. Afterward, if the PAC’s official depository account changes, the PAC must amend its statement of organization. Section 130.021.7.</w:t>
       </w:r>
       <w:r>
         <w:t xml:space="preserve"> </w:t>
@@ -12315,7 +12315,7 @@
         <w:t xml:space="preserve"> </w:t>
       </w:r>
       <w:r>
-        <w:t xml:space="preserve">where the Court described PACs as “burdensome . . . expensive to administer and subject to extensive regulations,” the Court never suggested that PACs could not be regulated more extensively than individuals or organizations. Citizens United,</w:t>
+        <w:t xml:space="preserve">where the Court described PACs as “burdensome ⁠. ⁠. ⁠. expensive to administer and subject to extensive regulations,” the Court never suggested that PACs could not be regulated more extensively than individuals or organizations. Citizens United,</w:t>
       </w:r>
       <w:r>
         <w:t xml:space="preserve"> </w:t>
@@ -13344,7 +13344,7 @@
         <w:t xml:space="preserve">After the hearing, if the MEC believes there is probable cause that a violation occurred, the agency may refer the subject of the investigation to an “appropriate disciplinary authority,” which applies primarily to individuals who hold elective or appointive office. Section 105.961.3,</w:t>
       </w:r>
       <w:r>
-        <w:t xml:space="preserve"> .7; see Impey</w:t>
+        <w:t xml:space="preserve"> ⁠.7; see Impey</w:t>
       </w:r>
       <w:r>
         <w:t xml:space="preserve"> </w:t>
@@ -13420,7 +13420,7 @@
         <w:t xml:space="preserve"> </w:t>
       </w:r>
       <w:r>
-        <w:t xml:space="preserve">for appeal of the probable cause determination to the AHC indicates that the legislature intended for the AHC to render the agency’s decision in the event that the subject of a complaint disagreed with the MEC’s probable cause determination. . . . [T]he legislature intended for the AHC’s decision to be the final decision of the agency in a disputed § 105.961</w:t>
+        <w:t xml:space="preserve">for appeal of the probable cause determination to the AHC indicates that the legislature intended for the AHC to render the agency’s decision in the event that the subject of a complaint disagreed with the MEC’s probable cause determination. ⁠. ⁠. ⁠. [T]he legislature intended for the AHC’s decision to be the final decision of the agency in a disputed § 105.961</w:t>
       </w:r>
       <w:r>
         <w:t xml:space="preserve"> </w:t>
@@ -14192,7 +14192,7 @@
         <w:noBreakHyphen/>
       </w:r>
       <w:r>
-        <w:t xml:space="preserve">48. The MEC has the authority to “review reports and statements filed with the commission . . . pursuant to . . . chapter 130 for completeness, accuracy and timeliness of filing,” and, if there are reasonable grounds to believe a violation has occurred, to conduct an audit or investigation. Section 105.959.1,</w:t>
+        <w:t xml:space="preserve">48. The MEC has the authority to “review reports and statements filed with the commission ⁠. ⁠. ⁠. pursuant to ⁠. ⁠. ⁠. chapter 130 for completeness, accuracy and timeliness of filing,” and, if there are reasonable grounds to believe a violation has occurred, to conduct an audit or investigation. Section 105.959.1,</w:t>
       </w:r>
       <w:r>
         <w:t xml:space="preserve"> </w:t>
@@ -14206,7 +14206,7 @@
         <w:pStyle w:val="BodyText"/>
       </w:pPr>
       <w:r>
-        <w:t xml:space="preserve">More specifically, the MEC has the authority to investigate individual persons, not just PACs. The legislature clearly contemplated that the MEC would investigate individual persons for failing to file complete, accurate, and timely reports, as demonstrated by the requirement that the MEC “notify . . . the person under investigation . . . within five days of the decision to conduct such investigation.” Section 105.959.1.</w:t>
+        <w:t xml:space="preserve">More specifically, the MEC has the authority to investigate individual persons, not just PACs. The legislature clearly contemplated that the MEC would investigate individual persons for failing to file complete, accurate, and timely reports, as demonstrated by the requirement that the MEC “notify ⁠. ⁠. ⁠. the person under investigation ⁠. ⁠. ⁠. within five days of the decision to conduct such investigation.” Section 105.959.1.</w:t>
       </w:r>
       <w:r>
         <w:t xml:space="preserve"> </w:t>
@@ -14261,16 +14261,16 @@
         <w:t xml:space="preserve">Each of the statutes violated by Stop Now! also required Geier to make a report that failed to make. See Section 130.021.5,</w:t>
       </w:r>
       <w:r>
-        <w:t xml:space="preserve"> .7, .9 (requiring PACs to file an amended statement of organization “attested by the treasurer” within 20 days after a change to the PAC’s official depositor account); Section 130.021.8,</w:t>
-      </w:r>
-      <w:r>
-        <w:t xml:space="preserve"> .9 (requiring PACs to file a termination statement “attested by the treasurer” within 10 days of dissolution); Section 130.041.1</w:t>
-      </w:r>
-      <w:r>
-        <w:t xml:space="preserve"> </w:t>
-      </w:r>
-      <w:r>
-        <w:t xml:space="preserve">(requiring the “treasurer . . . of every committee . . . [to] file a legibly printed or typed disclosure report of receipts and expenses”). Geier was the treasurer of Stop Now! in 2011, when quarterly disclosure reports were not timely filed. L.F. 586, 625. He was also the treasurer of Stop Now from 2006 to 2011, when the PAC failed to maintain an official depository account and failed to notify the MEC of changes to the account. L.F. 586, 625. Geier was ultimately responsible for filing (or failing to file) each of the reports required by the reporting statutes. Thus, the MEC had the authority to investigate Geier for these failures and to find that there was probable cause to believe that his omissions violated the reporting statutes.</w:t>
+        <w:t xml:space="preserve"> ⁠.7, ⁠.9 (requiring PACs to file an amended statement of organization “attested by the treasurer” within 20 days after a change to the PAC’s official depositor account); Section 130.021.8,</w:t>
+      </w:r>
+      <w:r>
+        <w:t xml:space="preserve"> ⁠.9 (requiring PACs to file a termination statement “attested by the treasurer” within 10 days of dissolution); Section 130.041.1</w:t>
+      </w:r>
+      <w:r>
+        <w:t xml:space="preserve"> </w:t>
+      </w:r>
+      <w:r>
+        <w:t xml:space="preserve">(requiring the “treasurer ⁠. ⁠. ⁠. of every committee ⁠. ⁠. ⁠. [to] file a legibly printed or typed disclosure report of receipts and expenses”). Geier was the treasurer of Stop Now! in 2011, when quarterly disclosure reports were not timely filed. L.F. 586, 625. He was also the treasurer of Stop Now from 2006 to 2011, when the PAC failed to maintain an official depository account and failed to notify the MEC of changes to the account. L.F. 586, 625. Geier was ultimately responsible for filing (or failing to file) each of the reports required by the reporting statutes. Thus, the MEC had the authority to investigate Geier for these failures and to find that there was probable cause to believe that his omissions violated the reporting statutes.</w:t>
       </w:r>
     </w:p>
     <w:p>

--- a/courts/eighth-circuit/missouri/state/court-of-appeals-western-district/answering-brief/usage/OUTPUT-answering-brief.docx
+++ b/courts/eighth-circuit/missouri/state/court-of-appeals-western-district/answering-brief/usage/OUTPUT-answering-brief.docx
@@ -621,9 +621,7 @@
         <w:t xml:space="preserve"> </w:t>
       </w:r>
       <w:r>
-        <w:t xml:space="preserve">(573)751</w:t>
-        <w:noBreakHyphen/>
-        <w:t xml:space="preserve">9167</w:t>
+        <w:t xml:space="preserve">(573)751-⁠9167</w:t>
       </w:r>
     </w:p>
     <w:p>
@@ -645,9 +643,7 @@
         <w:t xml:space="preserve"> </w:t>
       </w:r>
       <w:r>
-        <w:t xml:space="preserve">(573)751</w:t>
-        <w:noBreakHyphen/>
-        <w:t xml:space="preserve">9456</w:t>
+        <w:t xml:space="preserve">(573)751-⁠9456</w:t>
       </w:r>
     </w:p>
     <w:p>
@@ -3293,11 +3289,7 @@
         <w:t xml:space="preserve"> </w:t>
       </w:r>
       <w:r>
-        <w:t xml:space="preserve">CV</w:t>
-        <w:noBreakHyphen/>
-        <w:t xml:space="preserve">11</w:t>
-        <w:noBreakHyphen/>
-        <w:t xml:space="preserve">02097-PHX-JAT,</w:t>
+        <w:t xml:space="preserve">CV-⁠11-⁠02097-PHX-JAT,</w:t>
       </w:r>
       <w:r>
         <w:t xml:space="preserve"> </w:t>
@@ -9536,13 +9528,7 @@
         <w:t xml:space="preserve"> </w:t>
       </w:r>
       <w:r>
-        <w:t xml:space="preserve">Hills Country Club v. Dir. of Revenue, 47 S.W.3d 346, 350</w:t>
-      </w:r>
-      <w:r>
-        <w:noBreakHyphen/>
-      </w:r>
-      <w:r>
-        <w:t xml:space="preserve">51 (Mo. banc 2001); Estate of Wright,</w:t>
+        <w:t xml:space="preserve">Hills Country Club v. Dir. of Revenue, 47 S.W.3d 346, 350-⁠51 (Mo. banc 2001); Estate of Wright,</w:t>
       </w:r>
       <w:r>
         <w:t xml:space="preserve"> </w:t>
@@ -9598,55 +9584,19 @@
         <w:t xml:space="preserve"> </w:t>
       </w:r>
       <w:r>
-        <w:t xml:space="preserve">both facially and as-applied. App. Br. at 11</w:t>
-      </w:r>
-      <w:r>
-        <w:noBreakHyphen/>
-      </w:r>
-      <w:r>
-        <w:t xml:space="preserve">14; L.F. 664</w:t>
-      </w:r>
-      <w:r>
-        <w:noBreakHyphen/>
-      </w:r>
-      <w:r>
-        <w:t xml:space="preserve">69. And Appellants’ second Point Relied On seeks a declaration that Section 105.961.3</w:t>
-      </w:r>
-      <w:r>
-        <w:t xml:space="preserve"> </w:t>
-      </w:r>
-      <w:r>
-        <w:t xml:space="preserve">is unconstitutional on its face. App. Br. at 25; L.F. 669</w:t>
-      </w:r>
-      <w:r>
-        <w:noBreakHyphen/>
-      </w:r>
-      <w:r>
-        <w:t xml:space="preserve">71. Appellants’ claims are “real and substantial” in that none of them have been decided by a Missouri court. See Rodriguez</w:t>
-      </w:r>
-      <w:r>
-        <w:t xml:space="preserve"> </w:t>
-      </w:r>
-      <w:r>
-        <w:t xml:space="preserve">v. Suzuki Motor Corp., 996 S.W.2d 47, 52 (Mo. banc 1999) (“One clear indication that a constitutional challenge is real and substantial and made in good faith is that the challenge is one of first impression with this Court.”). Appellants raised their constitutional challenges in their petition at the circuit court, and the court ruled on them. L.F. 549</w:t>
-      </w:r>
-      <w:r>
-        <w:noBreakHyphen/>
-      </w:r>
-      <w:r>
-        <w:t xml:space="preserve">59, 655</w:t>
-      </w:r>
-      <w:r>
-        <w:noBreakHyphen/>
-      </w:r>
-      <w:r>
-        <w:t xml:space="preserve">74, 700</w:t>
-      </w:r>
-      <w:r>
-        <w:noBreakHyphen/>
-      </w:r>
-      <w:r>
-        <w:t xml:space="preserve">716.</w:t>
+        <w:t xml:space="preserve">both facially and as-applied. App. Br. at 11-⁠14; L.F. 664-⁠69. And Appellants’ second Point Relied On seeks a declaration that Section 105.961.3</w:t>
+      </w:r>
+      <w:r>
+        <w:t xml:space="preserve"> </w:t>
+      </w:r>
+      <w:r>
+        <w:t xml:space="preserve">is unconstitutional on its face. App. Br. at 25; L.F. 669-⁠71. Appellants’ claims are “real and substantial” in that none of them have been decided by a Missouri court. See Rodriguez</w:t>
+      </w:r>
+      <w:r>
+        <w:t xml:space="preserve"> </w:t>
+      </w:r>
+      <w:r>
+        <w:t xml:space="preserve">v. Suzuki Motor Corp., 996 S.W.2d 47, 52 (Mo. banc 1999) (“One clear indication that a constitutional challenge is real and substantial and made in good faith is that the challenge is one of first impression with this Court.”). Appellants raised their constitutional challenges in their petition at the circuit court, and the court ruled on them. L.F. 549-⁠59, 655-⁠74, 700-⁠716.</w:t>
       </w:r>
       <w:r>
         <w:rPr>
@@ -9712,13 +9662,7 @@
         <w:pStyle w:val="BodyText"/>
       </w:pPr>
       <w:r>
-        <w:t xml:space="preserve">From 1991 to 2012, Appellant Gerald Geier was the treasurer of Appellant Stop Now!, a political action committee (“PAC”) (collectively, “Appellants”). L.F. 586, 625, 688, 692</w:t>
-      </w:r>
-      <w:r>
-        <w:noBreakHyphen/>
-      </w:r>
-      <w:r>
-        <w:t xml:space="preserve">93. Respondent Missouri Ethics Commission (“MEC”) is an agency of the State of Missouri responsible for administering the state’s campaign finance disclosure law. Section 105.955.14,</w:t>
+        <w:t xml:space="preserve">From 1991 to 2012, Appellant Gerald Geier was the treasurer of Appellant Stop Now!, a political action committee (“PAC”) (collectively, “Appellants”). L.F. 586, 625, 688, 692-⁠93. Respondent Missouri Ethics Commission (“MEC”) is an agency of the State of Missouri responsible for administering the state’s campaign finance disclosure law. Section 105.955.14,</w:t>
       </w:r>
       <w:r>
         <w:t xml:space="preserve"> </w:t>
@@ -9740,13 +9684,7 @@
         <w:pStyle w:val="BodyText"/>
       </w:pPr>
       <w:r>
-        <w:t xml:space="preserve">During the 1990s, Stop Now! accepted contributions and made expenditures in support of its political activities, which included opposing ballot initiatives that would raise taxes. L.F. 586, 593. Stop Now!’s political activities slowed in the early 2000s, and the committee was inactive after 2003. L.F. 47, 689. Stop Now! remained a registered PAC, however, and it continued to file the quarterly disclosure reports required by Missouri law. L.F. 689</w:t>
-      </w:r>
-      <w:r>
-        <w:noBreakHyphen/>
-      </w:r>
-      <w:r>
-        <w:t xml:space="preserve">90; see Sections 130.041.1,</w:t>
+        <w:t xml:space="preserve">During the 1990s, Stop Now! accepted contributions and made expenditures in support of its political activities, which included opposing ballot initiatives that would raise taxes. L.F. 586, 593. Stop Now!’s political activities slowed in the early 2000s, and the committee was inactive after 2003. L.F. 47, 689. Stop Now! remained a registered PAC, however, and it continued to file the quarterly disclosure reports required by Missouri law. L.F. 689-⁠90; see Sections 130.041.1,</w:t>
       </w:r>
       <w:r>
         <w:t xml:space="preserve"> </w:t>
@@ -9772,25 +9710,13 @@
         <w:pStyle w:val="BodyText"/>
       </w:pPr>
       <w:r>
-        <w:t xml:space="preserve">In 2006, Stop Now!’s official depository account was closed after monthly account fees exhausted the remaining balance. L.F. 587, 625</w:t>
-      </w:r>
-      <w:r>
-        <w:noBreakHyphen/>
-      </w:r>
-      <w:r>
-        <w:t xml:space="preserve">26, 690. After 2006, Stop Now! did not have an official fund depository or official depository account. L.F. 587, 625; see Section 130.021.4(1),</w:t>
-      </w:r>
-      <w:r>
-        <w:t xml:space="preserve"> </w:t>
-      </w:r>
-      <w:r>
-        <w:t xml:space="preserve">RSMo 2000 &amp; Supp. 2009. No one notified the MEC on behalf of Stop Now! that the PAC’s official depository account had been closed. L.F. 587</w:t>
-      </w:r>
-      <w:r>
-        <w:noBreakHyphen/>
-      </w:r>
-      <w:r>
-        <w:t xml:space="preserve">88, 626, 690; see Section 130.021.5,</w:t>
+        <w:t xml:space="preserve">In 2006, Stop Now!’s official depository account was closed after monthly account fees exhausted the remaining balance. L.F. 587, 625-⁠26, 690. After 2006, Stop Now! did not have an official fund depository or official depository account. L.F. 587, 625; see Section 130.021.4(1),</w:t>
+      </w:r>
+      <w:r>
+        <w:t xml:space="preserve"> </w:t>
+      </w:r>
+      <w:r>
+        <w:t xml:space="preserve">RSMo 2000 &amp; Supp. 2009. No one notified the MEC on behalf of Stop Now! that the PAC’s official depository account had been closed. L.F. 587-⁠88, 626, 690; see Section 130.021.5,</w:t>
       </w:r>
       <w:r>
         <w:t xml:space="preserve"> ⁠.8.</w:t>
@@ -9801,31 +9727,7 @@
         <w:pStyle w:val="BodyText"/>
       </w:pPr>
       <w:r>
-        <w:t xml:space="preserve">In 2011, Stop Now! did not timely file quarterly disclosure reports for the first three quarters of the year. L.F. 586</w:t>
-      </w:r>
-      <w:r>
-        <w:noBreakHyphen/>
-      </w:r>
-      <w:r>
-        <w:t xml:space="preserve">87, 625, 692. The MEC contacted Geier regarding Stop Now!’s overdue disclosure reports in June 2011, and in the fall of 2011 the MEC opened an investigation into Geier and Stop Now!. L.F. 692. In January 2012, Geier filed Stop Now!’s overdue quarterly disclosure reports. L.F. 117</w:t>
-      </w:r>
-      <w:r>
-        <w:noBreakHyphen/>
-      </w:r>
-      <w:r>
-        <w:t xml:space="preserve">19, 588, 626, 692</w:t>
-      </w:r>
-      <w:r>
-        <w:noBreakHyphen/>
-      </w:r>
-      <w:r>
-        <w:t xml:space="preserve">93. He also filed a “Committee Termination Statement,” which indicated that Stop Now! had been dissolved. L.F. 124, 588, 626, 692</w:t>
-      </w:r>
-      <w:r>
-        <w:noBreakHyphen/>
-      </w:r>
-      <w:r>
-        <w:t xml:space="preserve">83.</w:t>
+        <w:t xml:space="preserve">In 2011, Stop Now! did not timely file quarterly disclosure reports for the first three quarters of the year. L.F. 586-⁠87, 625, 692. The MEC contacted Geier regarding Stop Now!’s overdue disclosure reports in June 2011, and in the fall of 2011 the MEC opened an investigation into Geier and Stop Now!. L.F. 692. In January 2012, Geier filed Stop Now!’s overdue quarterly disclosure reports. L.F. 117-⁠19, 588, 626, 692-⁠93. He also filed a “Committee Termination Statement,” which indicated that Stop Now! had been dissolved. L.F. 124, 588, 626, 692-⁠83.</w:t>
       </w:r>
     </w:p>
     <w:p>
@@ -9851,19 +9753,7 @@
         <w:t xml:space="preserve"> </w:t>
       </w:r>
       <w:r>
-        <w:t xml:space="preserve">by failing to maintain an official fund depository and official depository account and failing to notify the MEC of changes to the depository and account. L.F. 21</w:t>
-      </w:r>
-      <w:r>
-        <w:noBreakHyphen/>
-      </w:r>
-      <w:r>
-        <w:t xml:space="preserve">24. The MEC held a hearing on the complaint. L.F. 21</w:t>
-      </w:r>
-      <w:r>
-        <w:noBreakHyphen/>
-      </w:r>
-      <w:r>
-        <w:t xml:space="preserve">24, 626. The hearing was closed pursuant to statute, although Appellants requested that it be open. L.F. 626; see Section 105.961.3,</w:t>
+        <w:t xml:space="preserve">by failing to maintain an official fund depository and official depository account and failing to notify the MEC of changes to the depository and account. L.F. 21-⁠24. The MEC held a hearing on the complaint. L.F. 21-⁠24, 626. The hearing was closed pursuant to statute, although Appellants requested that it be open. L.F. 626; see Section 105.961.3,</w:t>
       </w:r>
       <w:r>
         <w:t xml:space="preserve"> </w:t>
@@ -9895,25 +9785,7 @@
         <w:t xml:space="preserve"> </w:t>
       </w:r>
       <w:r>
-        <w:t xml:space="preserve">by failing to timely file three quarterly disclosure reports and failing to timely file a termination statement after the PAC’s official depository account was closed. L.F. 21</w:t>
-      </w:r>
-      <w:r>
-        <w:noBreakHyphen/>
-      </w:r>
-      <w:r>
-        <w:t xml:space="preserve">24. The MEC further found that the violations were not knowingly made. L.F. 21</w:t>
-      </w:r>
-      <w:r>
-        <w:noBreakHyphen/>
-      </w:r>
-      <w:r>
-        <w:t xml:space="preserve">24. The MEC ordered that “a letter be issued that no further action shall be taken.” L.F. 21</w:t>
-      </w:r>
-      <w:r>
-        <w:noBreakHyphen/>
-      </w:r>
-      <w:r>
-        <w:t xml:space="preserve">24.</w:t>
+        <w:t xml:space="preserve">by failing to timely file three quarterly disclosure reports and failing to timely file a termination statement after the PAC’s official depository account was closed. L.F. 21-⁠24. The MEC further found that the violations were not knowingly made. L.F. 21-⁠24. The MEC ordered that “a letter be issued that no further action shall be taken.” L.F. 21-⁠24.</w:t>
       </w:r>
     </w:p>
     <w:p>
@@ -10013,19 +9885,7 @@
         <w:pStyle w:val="BodyText"/>
       </w:pPr>
       <w:r>
-        <w:t xml:space="preserve">Appellants appealed the MEC’s probable cause determination to the Administrative Hearing Commission (“AHC”). L.F. 3</w:t>
-      </w:r>
-      <w:r>
-        <w:noBreakHyphen/>
-      </w:r>
-      <w:r>
-        <w:t xml:space="preserve">18, 26</w:t>
-      </w:r>
-      <w:r>
-        <w:noBreakHyphen/>
-      </w:r>
-      <w:r>
-        <w:t xml:space="preserve">27; see Section 105.961.3.</w:t>
+        <w:t xml:space="preserve">Appellants appealed the MEC’s probable cause determination to the Administrative Hearing Commission (“AHC”). L.F. 3-⁠18, 26-⁠27; see Section 105.961.3.</w:t>
       </w:r>
       <w:r>
         <w:t xml:space="preserve"> </w:t>
@@ -10049,31 +9909,13 @@
         <w:t xml:space="preserve"> </w:t>
       </w:r>
       <w:r>
-        <w:t xml:space="preserve">admitted that they “violated the literal terms” of the statutes. L.F. 145. Instead, Appellants sought a declaration that the statutes were unconstitutional as applied to them because Stop Now! had been inactive for several years before the MEC brought its enforcement action. L.F. 8</w:t>
-      </w:r>
-      <w:r>
-        <w:noBreakHyphen/>
-      </w:r>
-      <w:r>
-        <w:t xml:space="preserve">12. Appellants also challenged the constitutionality of Section 105.961.3,</w:t>
-      </w:r>
-      <w:r>
-        <w:t xml:space="preserve"> </w:t>
-      </w:r>
-      <w:r>
-        <w:t xml:space="preserve">under which the MEC’s enforcement hearing was closed. L.F. 15</w:t>
-      </w:r>
-      <w:r>
-        <w:noBreakHyphen/>
-      </w:r>
-      <w:r>
-        <w:t xml:space="preserve">17. Finally, Appellants argued that Geier was not responsible “in his personal capacity” for any of the statutory violations. L.F. 13. The MEC moved for summary decision, and the AHC granted summary decision in its favor on all counts. L.F. 549</w:t>
-      </w:r>
-      <w:r>
-        <w:noBreakHyphen/>
-      </w:r>
-      <w:r>
-        <w:t xml:space="preserve">59.</w:t>
+        <w:t xml:space="preserve">admitted that they “violated the literal terms” of the statutes. L.F. 145. Instead, Appellants sought a declaration that the statutes were unconstitutional as applied to them because Stop Now! had been inactive for several years before the MEC brought its enforcement action. L.F. 8-⁠12. Appellants also challenged the constitutionality of Section 105.961.3,</w:t>
+      </w:r>
+      <w:r>
+        <w:t xml:space="preserve"> </w:t>
+      </w:r>
+      <w:r>
+        <w:t xml:space="preserve">under which the MEC’s enforcement hearing was closed. L.F. 15-⁠17. Finally, Appellants argued that Geier was not responsible “in his personal capacity” for any of the statutory violations. L.F. 13. The MEC moved for summary decision, and the AHC granted summary decision in its favor on all counts. L.F. 549-⁠59.</w:t>
       </w:r>
     </w:p>
     <w:p>
@@ -10081,13 +9923,7 @@
         <w:pStyle w:val="BodyText"/>
       </w:pPr>
       <w:r>
-        <w:t xml:space="preserve">Appellants then sought judicial review in the circuit court. L.F. 655</w:t>
-      </w:r>
-      <w:r>
-        <w:noBreakHyphen/>
-      </w:r>
-      <w:r>
-        <w:t xml:space="preserve">74; Section 536.100,</w:t>
+        <w:t xml:space="preserve">Appellants then sought judicial review in the circuit court. L.F. 655-⁠74; Section 536.100,</w:t>
       </w:r>
       <w:r>
         <w:t xml:space="preserve"> </w:t>
@@ -10111,13 +9947,7 @@
         <w:t xml:space="preserve"> </w:t>
       </w:r>
       <w:r>
-        <w:t xml:space="preserve">were unconstitutional as applied to them, Appellants sought declaratory and injunctive relief barring enforcement of the statutes against “similarly situated” PACs and treasurers “when the last political activity and/​or fundraising or expenditures to communicate were ten years earlier.” L.F. 664</w:t>
-      </w:r>
-      <w:r>
-        <w:noBreakHyphen/>
-      </w:r>
-      <w:r>
-        <w:t xml:space="preserve">69. Appellants also supplemented their constitutional challenges with claims under 42 U.S.C. § 1983,</w:t>
+        <w:t xml:space="preserve">were unconstitutional as applied to them, Appellants sought declaratory and injunctive relief barring enforcement of the statutes against “similarly situated” PACs and treasurers “when the last political activity and/​or fundraising or expenditures to communicate were ten years earlier.” L.F. 664-⁠69. Appellants also supplemented their constitutional challenges with claims under 42 U.S.C. § 1983,</w:t>
       </w:r>
       <w:r>
         <w:t xml:space="preserve"> </w:t>
@@ -10129,19 +9959,7 @@
         <w:t xml:space="preserve"> </w:t>
       </w:r>
       <w:r>
-        <w:t xml:space="preserve">L.F. 664</w:t>
-      </w:r>
-      <w:r>
-        <w:noBreakHyphen/>
-      </w:r>
-      <w:r>
-        <w:t xml:space="preserve">73. Both parties moved for summary judgment, and the circuit court granted MEC’s motion for summary judgment. L.F. 700</w:t>
-      </w:r>
-      <w:r>
-        <w:noBreakHyphen/>
-      </w:r>
-      <w:r>
-        <w:t xml:space="preserve">716. This appeal follows.</w:t>
+        <w:t xml:space="preserve">L.F. 664-⁠73. Both parties moved for summary judgment, and the circuit court granted MEC’s motion for summary judgment. L.F. 700-⁠716. This appeal follows.</w:t>
       </w:r>
     </w:p>
     <w:p>
@@ -10453,19 +10271,7 @@
         <w:t xml:space="preserve"> </w:t>
       </w:r>
       <w:r>
-        <w:t xml:space="preserve">Appellants mount facial and as-applied challenges against the reporting statutes. App. Br. at 12</w:t>
-      </w:r>
-      <w:r>
-        <w:noBreakHyphen/>
-      </w:r>
-      <w:r>
-        <w:t xml:space="preserve">14. They ask this Court to declare that the reporting statutes were unconstitutionally applied to them and reverse the AHC’s decision. L.F. 664</w:t>
-      </w:r>
-      <w:r>
-        <w:noBreakHyphen/>
-      </w:r>
-      <w:r>
-        <w:t xml:space="preserve">68. They also seek declaratory and injunctive relief prohibiting enforcement of the reporting statutes against “similarly situated inactive PACs and treasurers.” App. Br. at 11.</w:t>
+        <w:t xml:space="preserve">Appellants mount facial and as-applied challenges against the reporting statutes. App. Br. at 12-⁠14. They ask this Court to declare that the reporting statutes were unconstitutionally applied to them and reverse the AHC’s decision. L.F. 664-⁠68. They also seek declaratory and injunctive relief prohibiting enforcement of the reporting statutes against “similarly situated inactive PACs and treasurers.” App. Br. at 11.</w:t>
       </w:r>
     </w:p>
     <w:p>
@@ -10753,13 +10559,7 @@
         <w:t xml:space="preserve"> </w:t>
       </w:r>
       <w:r>
-        <w:t xml:space="preserve">323 F.3d 684, 692</w:t>
-      </w:r>
-      <w:r>
-        <w:noBreakHyphen/>
-      </w:r>
-      <w:r>
-        <w:t xml:space="preserve">93 (8th Cir. 2003) (citing Ohio Forestry</w:t>
+        <w:t xml:space="preserve">323 F.3d 684, 692-⁠93 (8th Cir. 2003) (citing Ohio Forestry</w:t>
       </w:r>
       <w:r>
         <w:t xml:space="preserve"> </w:t>
@@ -10781,13 +10581,7 @@
         <w:pStyle w:val="BodyText"/>
       </w:pPr>
       <w:r>
-        <w:t xml:space="preserve">Nor is there any presently-existing conflict as to Appellants’ future exercise of First Amendment protected activity. Stop Now! has been dissolved and no longer exists. L.F. 124, 588, 626, 692</w:t>
-      </w:r>
-      <w:r>
-        <w:noBreakHyphen/>
-      </w:r>
-      <w:r>
-        <w:t xml:space="preserve">93. Geier alleges that his free speech has been “chilled” by the MEC’s enforcement action because he “fear[s] engaging in any future political speech potentially subject to regulation by [the MEC], because I worry that it may be too expensive and burdensome for me to bear.” L.F. 160. But Appellants have not challenged all of the campaign finance regulations enforced by the MEC, only certain provisions; namely, those that require the treasurer of a PAC to file quarterly disclosure reports, maintain an official bank account, notify the MEC of changes to the PAC’s official bank account, and file a termination statement when the PAC dissolves. See Sections 130.046.1,</w:t>
+        <w:t xml:space="preserve">Nor is there any presently-existing conflict as to Appellants’ future exercise of First Amendment protected activity. Stop Now! has been dissolved and no longer exists. L.F. 124, 588, 626, 692-⁠93. Geier alleges that his free speech has been “chilled” by the MEC’s enforcement action because he “fear[s] engaging in any future political speech potentially subject to regulation by [the MEC], because I worry that it may be too expensive and burdensome for me to bear.” L.F. 160. But Appellants have not challenged all of the campaign finance regulations enforced by the MEC, only certain provisions; namely, those that require the treasurer of a PAC to file quarterly disclosure reports, maintain an official bank account, notify the MEC of changes to the PAC’s official bank account, and file a termination statement when the PAC dissolves. See Sections 130.046.1,</w:t>
       </w:r>
       <w:r>
         <w:t xml:space="preserve"> </w:t>
@@ -11133,13 +10927,7 @@
         <w:t xml:space="preserve"> </w:t>
       </w:r>
       <w:r>
-        <w:t xml:space="preserve">521 U.S. 702, 740 n. 7 (1997)). In a facial challenge, the reviewing court “must be careful not to go beyond the statute’s facial requirements.” Washington, 552 U.S. at 449</w:t>
-      </w:r>
-      <w:r>
-        <w:noBreakHyphen/>
-      </w:r>
-      <w:r>
-        <w:t xml:space="preserve">50. The challenger must demonstrate that the statute is unconstitutional based solely on its text, not its application to any discrete factual situation. See McConnell</w:t>
+        <w:t xml:space="preserve">521 U.S. 702, 740 n. 7 (1997)). In a facial challenge, the reviewing court “must be careful not to go beyond the statute’s facial requirements.” Washington, 552 U.S. at 449-⁠50. The challenger must demonstrate that the statute is unconstitutional based solely on its text, not its application to any discrete factual situation. See McConnell</w:t>
       </w:r>
       <w:r>
         <w:t xml:space="preserve"> </w:t>
@@ -11207,13 +10995,7 @@
         <w:t xml:space="preserve"> </w:t>
       </w:r>
       <w:r>
-        <w:t xml:space="preserve">558 U.S. at 366</w:t>
-      </w:r>
-      <w:r>
-        <w:noBreakHyphen/>
-      </w:r>
-      <w:r>
-        <w:t xml:space="preserve">67.</w:t>
+        <w:t xml:space="preserve">558 U.S. at 366-⁠67.</w:t>
       </w:r>
     </w:p>
     <w:p>
@@ -11221,37 +11003,19 @@
         <w:pStyle w:val="BodyTextNote"/>
       </w:pPr>
       <w:r>
-        <w:t xml:space="preserve">As Appellants recognize, their challenge to the reporting statutes is governed by “exacting scrutiny.” App. Br. at 14</w:t>
-      </w:r>
-      <w:r>
-        <w:noBreakHyphen/>
-      </w:r>
-      <w:r>
-        <w:t xml:space="preserve">15. Disclosure and reporting requirements like the ones challenged by Appellants have been repeatedly and consistently upheld under exacting scrutiny. See Citizens United,</w:t>
-      </w:r>
-      <w:r>
-        <w:t xml:space="preserve"> </w:t>
-      </w:r>
-      <w:r>
-        <w:t xml:space="preserve">558 U.S. at 368</w:t>
-      </w:r>
-      <w:r>
-        <w:noBreakHyphen/>
-      </w:r>
-      <w:r>
-        <w:t xml:space="preserve">71; Buckley,</w:t>
-      </w:r>
-      <w:r>
-        <w:t xml:space="preserve"> </w:t>
-      </w:r>
-      <w:r>
-        <w:t xml:space="preserve">424 U.S. at 64</w:t>
-      </w:r>
-      <w:r>
-        <w:noBreakHyphen/>
-      </w:r>
-      <w:r>
-        <w:t xml:space="preserve">84.</w:t>
+        <w:t xml:space="preserve">As Appellants recognize, their challenge to the reporting statutes is governed by “exacting scrutiny.” App. Br. at 14-⁠15. Disclosure and reporting requirements like the ones challenged by Appellants have been repeatedly and consistently upheld under exacting scrutiny. See Citizens United,</w:t>
+      </w:r>
+      <w:r>
+        <w:t xml:space="preserve"> </w:t>
+      </w:r>
+      <w:r>
+        <w:t xml:space="preserve">558 U.S. at 368-⁠71; Buckley,</w:t>
+      </w:r>
+      <w:r>
+        <w:t xml:space="preserve"> </w:t>
+      </w:r>
+      <w:r>
+        <w:t xml:space="preserve">424 U.S. at 64-⁠84.</w:t>
       </w:r>
       <w:r>
         <w:rPr>
@@ -11321,13 +11085,7 @@
         <w:t xml:space="preserve"> </w:t>
       </w:r>
       <w:r>
-        <w:t xml:space="preserve">424 U.S. at 67. And third, “recordkeeping, reporting, and disclosure requirements are an essential means of gathering the data necessary to detect violations” of other campaign finance laws. Id. at 67</w:t>
-      </w:r>
-      <w:r>
-        <w:noBreakHyphen/>
-      </w:r>
-      <w:r>
-        <w:t xml:space="preserve">68.</w:t>
+        <w:t xml:space="preserve">424 U.S. at 67. And third, “recordkeeping, reporting, and disclosure requirements are an essential means of gathering the data necessary to detect violations” of other campaign finance laws. Id. at 67-⁠68.</w:t>
       </w:r>
     </w:p>
     <w:p>
@@ -11341,13 +11099,7 @@
         <w:t xml:space="preserve"> </w:t>
       </w:r>
       <w:r>
-        <w:t xml:space="preserve">558 U.S. at 370</w:t>
-      </w:r>
-      <w:r>
-        <w:noBreakHyphen/>
-      </w:r>
-      <w:r>
-        <w:t xml:space="preserve">71. The exposure provided by disclosure and reporting requirements also “may discourage those who would use money for improper purposes either before or after the election.” Buckley,</w:t>
+        <w:t xml:space="preserve">558 U.S. at 370-⁠71. The exposure provided by disclosure and reporting requirements also “may discourage those who would use money for improper purposes either before or after the election.” Buckley,</w:t>
       </w:r>
       <w:r>
         <w:t xml:space="preserve"> </w:t>
@@ -11365,13 +11117,7 @@
         <w:t xml:space="preserve"> </w:t>
       </w:r>
       <w:r>
-        <w:t xml:space="preserve">424 U.S. at 78</w:t>
-      </w:r>
-      <w:r>
-        <w:noBreakHyphen/>
-      </w:r>
-      <w:r>
-        <w:t xml:space="preserve">68.</w:t>
+        <w:t xml:space="preserve">424 U.S. at 78-⁠68.</w:t>
       </w:r>
     </w:p>
     <w:p>
@@ -11391,49 +11137,25 @@
         <w:t xml:space="preserve"> </w:t>
       </w:r>
       <w:r>
-        <w:t xml:space="preserve">424 U.S. at 63</w:t>
-      </w:r>
-      <w:r>
-        <w:noBreakHyphen/>
-      </w:r>
-      <w:r>
-        <w:t xml:space="preserve">68. See also Citizens United,</w:t>
-      </w:r>
-      <w:r>
-        <w:t xml:space="preserve"> </w:t>
-      </w:r>
-      <w:r>
-        <w:t xml:space="preserve">558 U.S. at 366</w:t>
-      </w:r>
-      <w:r>
-        <w:noBreakHyphen/>
-      </w:r>
-      <w:r>
-        <w:t xml:space="preserve">71 (upholding disclosure and reporting requirements for corporations); McConnell,</w:t>
-      </w:r>
-      <w:r>
-        <w:t xml:space="preserve"> </w:t>
-      </w:r>
-      <w:r>
-        <w:t xml:space="preserve">540 U.S. at 194</w:t>
-      </w:r>
-      <w:r>
-        <w:noBreakHyphen/>
-      </w:r>
-      <w:r>
-        <w:t xml:space="preserve">201 (same); Buckley,</w:t>
-      </w:r>
-      <w:r>
-        <w:t xml:space="preserve"> </w:t>
-      </w:r>
-      <w:r>
-        <w:t xml:space="preserve">424 U.S. at 75</w:t>
-      </w:r>
-      <w:r>
-        <w:noBreakHyphen/>
-      </w:r>
-      <w:r>
-        <w:t xml:space="preserve">82 (upholding disclosure and reporting requirements for individuals and organizations that are not PACs).</w:t>
+        <w:t xml:space="preserve">424 U.S. at 63-⁠68. See also Citizens United,</w:t>
+      </w:r>
+      <w:r>
+        <w:t xml:space="preserve"> </w:t>
+      </w:r>
+      <w:r>
+        <w:t xml:space="preserve">558 U.S. at 366-⁠71 (upholding disclosure and reporting requirements for corporations); McConnell,</w:t>
+      </w:r>
+      <w:r>
+        <w:t xml:space="preserve"> </w:t>
+      </w:r>
+      <w:r>
+        <w:t xml:space="preserve">540 U.S. at 194-⁠201 (same); Buckley,</w:t>
+      </w:r>
+      <w:r>
+        <w:t xml:space="preserve"> </w:t>
+      </w:r>
+      <w:r>
+        <w:t xml:space="preserve">424 U.S. at 75-⁠82 (upholding disclosure and reporting requirements for individuals and organizations that are not PACs).</w:t>
       </w:r>
     </w:p>
     <w:p>
@@ -12006,13 +11728,7 @@
         <w:pStyle w:val="BodyText"/>
       </w:pPr>
       <w:r>
-        <w:t xml:space="preserve">Appellants concede that they “violated the literal terms of the campaign finance reporting statute.” L.F. 145. Nevertheless, they contend that the reporting statutes are unconstitutional as applied to them because Stop Now! had been inactive for nearly a decade before Appellants failed to timely file quarterly disclosure reports, and for several years before Stop Now!’s bank account closed. App. Br. at 19</w:t>
-      </w:r>
-      <w:r>
-        <w:noBreakHyphen/>
-      </w:r>
-      <w:r>
-        <w:t xml:space="preserve">21.</w:t>
+        <w:t xml:space="preserve">Appellants concede that they “violated the literal terms of the campaign finance reporting statute.” L.F. 145. Nevertheless, they contend that the reporting statutes are unconstitutional as applied to them because Stop Now! had been inactive for nearly a decade before Appellants failed to timely file quarterly disclosure reports, and for several years before Stop Now!’s bank account closed. App. Br. at 19-⁠21.</w:t>
       </w:r>
     </w:p>
     <w:p>
@@ -12028,13 +11744,7 @@
         <w:pStyle w:val="BodyText"/>
       </w:pPr>
       <w:r>
-        <w:t xml:space="preserve">Both allegations are without a basis in law or fact. First, the record does not support Appellants’ claim that they were subject to “overly burdensome reporting requirements.” There is no evidence in the record that Appellants did not understand the requirements imposed by Missouri’s campaign finance disclosure laws, or that they had difficulty understanding them. The record demonstrates that Appellants knew what the law required and how to meet those requirements. Appellants complied with the quarterly reporting requirement for nearly two decades. L.F. 689</w:t>
-      </w:r>
-      <w:r>
-        <w:noBreakHyphen/>
-      </w:r>
-      <w:r>
-        <w:t xml:space="preserve">91. When they stopped, it was not because Appellants had difficulty making the required reports. Instead, in Appellants’ words, “There is no reason the reports stopped other than the fact that life goes on, people have things to do, and no activity occurred.” L.F. 608, 692. The record also demonstrates that Geier knew how to comply with the bank account reporting requirements. Section 130.021.7</w:t>
+        <w:t xml:space="preserve">Both allegations are without a basis in law or fact. First, the record does not support Appellants’ claim that they were subject to “overly burdensome reporting requirements.” There is no evidence in the record that Appellants did not understand the requirements imposed by Missouri’s campaign finance disclosure laws, or that they had difficulty understanding them. The record demonstrates that Appellants knew what the law required and how to meet those requirements. Appellants complied with the quarterly reporting requirement for nearly two decades. L.F. 689-⁠91. When they stopped, it was not because Appellants had difficulty making the required reports. Instead, in Appellants’ words, “There is no reason the reports stopped other than the fact that life goes on, people have things to do, and no activity occurred.” L.F. 608, 692. The record also demonstrates that Geier knew how to comply with the bank account reporting requirements. Section 130.021.7</w:t>
       </w:r>
       <w:r>
         <w:t xml:space="preserve"> </w:t>
@@ -12054,37 +11764,7 @@
         <w:t xml:space="preserve"> </w:t>
       </w:r>
       <w:r>
-        <w:t xml:space="preserve">L.F. 117</w:t>
-      </w:r>
-      <w:r>
-        <w:noBreakHyphen/>
-      </w:r>
-      <w:r>
-        <w:t xml:space="preserve">19, 690</w:t>
-      </w:r>
-      <w:r>
-        <w:noBreakHyphen/>
-      </w:r>
-      <w:r>
-        <w:t xml:space="preserve">91. The “Committee Statement of Limited Activity” is a one-page form. L.F. 690. It requires limited information: the name, address, and telephone number of the PAC and its treasurer; the reporting period covered by the statement; and a certification from the treasurer that the PAC’s receipts and expenses for the period were less than $500. L.F. 117</w:t>
-      </w:r>
-      <w:r>
-        <w:noBreakHyphen/>
-      </w:r>
-      <w:r>
-        <w:t xml:space="preserve">119. In 2011, when Appellants failed to timely file quarterly disclosure reports, the Statement of Limited Activity form was completed and filed electronically. L.F. 51</w:t>
-      </w:r>
-      <w:r>
-        <w:noBreakHyphen/>
-      </w:r>
-      <w:r>
-        <w:t xml:space="preserve">56, 61</w:t>
-      </w:r>
-      <w:r>
-        <w:noBreakHyphen/>
-      </w:r>
-      <w:r>
-        <w:t xml:space="preserve">62, 690. Completing and filing a single-page electronic form with limited information is hardly burdensome.</w:t>
+        <w:t xml:space="preserve">L.F. 117-⁠19, 690-⁠91. The “Committee Statement of Limited Activity” is a one-page form. L.F. 690. It requires limited information: the name, address, and telephone number of the PAC and its treasurer; the reporting period covered by the statement; and a certification from the treasurer that the PAC’s receipts and expenses for the period were less than $500. L.F. 117-⁠119. In 2011, when Appellants failed to timely file quarterly disclosure reports, the Statement of Limited Activity form was completed and filed electronically. L.F. 51-⁠56, 61-⁠62, 690. Completing and filing a single-page electronic form with limited information is hardly burdensome.</w:t>
       </w:r>
     </w:p>
     <w:p>
@@ -12101,19 +11781,7 @@
         <w:t xml:space="preserve"> </w:t>
       </w:r>
       <w:r>
-        <w:t xml:space="preserve">The statement of organization is a single-page document. L.F. 689. And here, Geier completed Stop Now!’s initial statement of organization and an amended statement of organization. L.F. 112</w:t>
-      </w:r>
-      <w:r>
-        <w:noBreakHyphen/>
-      </w:r>
-      <w:r>
-        <w:t xml:space="preserve">13, 688</w:t>
-      </w:r>
-      <w:r>
-        <w:noBreakHyphen/>
-      </w:r>
-      <w:r>
-        <w:t xml:space="preserve">89. These forms were not overly burdensome.</w:t>
+        <w:t xml:space="preserve">The statement of organization is a single-page document. L.F. 689. And here, Geier completed Stop Now!’s initial statement of organization and an amended statement of organization. L.F. 112-⁠13, 688-⁠89. These forms were not overly burdensome.</w:t>
       </w:r>
     </w:p>
     <w:p>
@@ -12121,13 +11789,7 @@
         <w:pStyle w:val="BodyTextNote"/>
       </w:pPr>
       <w:r>
-        <w:t xml:space="preserve">Nor was the last document filed by Appellants, the termination statement. Although the termination statement is longer than the other two forms, it did not impose a burden on Appellants. L.F. 120</w:t>
-      </w:r>
-      <w:r>
-        <w:noBreakHyphen/>
-      </w:r>
-      <w:r>
-        <w:t xml:space="preserve">33. PACs must disclose their finances and comply with certain recordkeeping and reporting requirements. Sections 130.036,</w:t>
+        <w:t xml:space="preserve">Nor was the last document filed by Appellants, the termination statement. Although the termination statement is longer than the other two forms, it did not impose a burden on Appellants. L.F. 120-⁠33. PACs must disclose their finances and comply with certain recordkeeping and reporting requirements. Sections 130.036,</w:t>
       </w:r>
       <w:r>
         <w:t xml:space="preserve"> </w:t>
@@ -12157,13 +11819,7 @@
         <w:t xml:space="preserve"> </w:t>
       </w:r>
       <w:r>
-        <w:t xml:space="preserve">L.F. 120</w:t>
-      </w:r>
-      <w:r>
-        <w:noBreakHyphen/>
-      </w:r>
-      <w:r>
-        <w:t xml:space="preserve">33. And completing this form relieved Appellants of future reporting obligations. Appellants were not burdened by the requirement to file a termination statement.</w:t>
+        <w:t xml:space="preserve">L.F. 120-⁠33. And completing this form relieved Appellants of future reporting obligations. Appellants were not burdened by the requirement to file a termination statement.</w:t>
       </w:r>
       <w:r>
         <w:rPr>
@@ -12191,25 +11847,7 @@
         <w:t xml:space="preserve"> </w:t>
       </w:r>
       <w:r>
-        <w:t xml:space="preserve">424 U.S. at 67</w:t>
-      </w:r>
-      <w:r>
-        <w:noBreakHyphen/>
-      </w:r>
-      <w:r>
-        <w:t xml:space="preserve">68. The “Committee Statement of Limited Activity” is narrowly-tailored to this interest, providing a simple and efficient way for PACs to notify the MEC that they were inactive during a reporting period. L.F. 117</w:t>
-      </w:r>
-      <w:r>
-        <w:noBreakHyphen/>
-      </w:r>
-      <w:r>
-        <w:t xml:space="preserve">19, 690</w:t>
-      </w:r>
-      <w:r>
-        <w:noBreakHyphen/>
-      </w:r>
-      <w:r>
-        <w:t xml:space="preserve">91. The MEC’s efforts to police violations of the campaign finance disclosure laws would be frustrated if PACs could file nothing with respect to their activities for a reporting period. Without the “Committee Statement of Limited Activity,” the MEC would be forced to weed through all of the PACs that did not file disclosure reports for a reporting period to determine which ones shirked their statutory disclosure obligations and which ones were merely inactive. The “Committee Statement of Limited Activity” is closely-tied to the MEC’s interest in enforcing the campaign finance laws, which is in turn substantially related to the State’s informational, accountability, and anti-corruption interests.</w:t>
+        <w:t xml:space="preserve">424 U.S. at 67-⁠68. The “Committee Statement of Limited Activity” is narrowly-tailored to this interest, providing a simple and efficient way for PACs to notify the MEC that they were inactive during a reporting period. L.F. 117-⁠19, 690-⁠91. The MEC’s efforts to police violations of the campaign finance disclosure laws would be frustrated if PACs could file nothing with respect to their activities for a reporting period. Without the “Committee Statement of Limited Activity,” the MEC would be forced to weed through all of the PACs that did not file disclosure reports for a reporting period to determine which ones shirked their statutory disclosure obligations and which ones were merely inactive. The “Committee Statement of Limited Activity” is closely-tied to the MEC’s interest in enforcing the campaign finance laws, which is in turn substantially related to the State’s informational, accountability, and anti-corruption interests.</w:t>
       </w:r>
     </w:p>
     <w:p>
@@ -12255,13 +11893,7 @@
         <w:pStyle w:val="BodyTextNote"/>
       </w:pPr>
       <w:r>
-        <w:t xml:space="preserve">Appellants also argue that the State cannot subject PACs to different disclosure and reporting requirements than other speakers. App. Br. at 19</w:t>
-      </w:r>
-      <w:r>
-        <w:noBreakHyphen/>
-      </w:r>
-      <w:r>
-        <w:t xml:space="preserve">20. But PACs are different. Missouri has a compelling interest in preserving the integrity of its electoral process. Weinschenk</w:t>
+        <w:t xml:space="preserve">Appellants also argue that the State cannot subject PACs to different disclosure and reporting requirements than other speakers. App. Br. at 19-⁠20. But PACs are different. Missouri has a compelling interest in preserving the integrity of its electoral process. Weinschenk</w:t>
       </w:r>
       <w:r>
         <w:t xml:space="preserve"> </w:t>
@@ -12279,25 +11911,13 @@
         <w:t xml:space="preserve"> </w:t>
       </w:r>
       <w:r>
-        <w:t xml:space="preserve">424 U.S. at 63</w:t>
-      </w:r>
-      <w:r>
-        <w:noBreakHyphen/>
-      </w:r>
-      <w:r>
-        <w:t xml:space="preserve">68. The First Amendment may impose outer limits on state regulation of PACs. See Buckley,</w:t>
-      </w:r>
-      <w:r>
-        <w:t xml:space="preserve"> </w:t>
-      </w:r>
-      <w:r>
-        <w:t xml:space="preserve">at 68</w:t>
-      </w:r>
-      <w:r>
-        <w:noBreakHyphen/>
-      </w:r>
-      <w:r>
-        <w:t xml:space="preserve">82.</w:t>
+        <w:t xml:space="preserve">424 U.S. at 63-⁠68. The First Amendment may impose outer limits on state regulation of PACs. See Buckley,</w:t>
+      </w:r>
+      <w:r>
+        <w:t xml:space="preserve"> </w:t>
+      </w:r>
+      <w:r>
+        <w:t xml:space="preserve">at 68-⁠82.</w:t>
       </w:r>
       <w:r>
         <w:rPr>
@@ -12341,13 +11961,7 @@
         <w:t xml:space="preserve"> </w:t>
       </w:r>
       <w:r>
-        <w:t xml:space="preserve">several Minnesota business entities sought a preliminary injunction against Minnesota’s independent expenditure and reporting requirements for “associations.” Id. at 867</w:t>
-      </w:r>
-      <w:r>
-        <w:noBreakHyphen/>
-      </w:r>
-      <w:r>
-        <w:t xml:space="preserve">68. Minnesota law broadly defined “association” as a “group of two or more persons, who are not members of the same family, acting in concert.” Id. at 868. The law required all “associations” to make indirect expenditures through a PAC or through an “independent expenditure political fund,” which was subject to many of the same regulations as PACs. 692 F.2d at 875. Once formed, an “independent expenditure political fund” was subject to ongoing reporting requirements. Id. at 869. If the fund was inactive during a reporting period, it was required to file a statement of inactivity. Id.</w:t>
+        <w:t xml:space="preserve">several Minnesota business entities sought a preliminary injunction against Minnesota’s independent expenditure and reporting requirements for “associations.” Id. at 867-⁠68. Minnesota law broadly defined “association” as a “group of two or more persons, who are not members of the same family, acting in concert.” Id. at 868. The law required all “associations” to make indirect expenditures through a PAC or through an “independent expenditure political fund,” which was subject to many of the same regulations as PACs. 692 F.2d at 875. Once formed, an “independent expenditure political fund” was subject to ongoing reporting requirements. Id. at 869. If the fund was inactive during a reporting period, it was required to file a statement of inactivity. Id.</w:t>
       </w:r>
     </w:p>
     <w:p>
@@ -12361,25 +11975,13 @@
         <w:t xml:space="preserve"> </w:t>
       </w:r>
       <w:r>
-        <w:t xml:space="preserve">states cannot force a corporation to “speak” through a PAC. 558 U.S. at 337</w:t>
-      </w:r>
-      <w:r>
-        <w:noBreakHyphen/>
-      </w:r>
-      <w:r>
-        <w:t xml:space="preserve">38, and the Eighth Circuit noted that “Minnesota’s law imposes virtually identical regulatory burdens on political funds as it does on [PACs].” Minnesota Citizens,</w:t>
-      </w:r>
-      <w:r>
-        <w:t xml:space="preserve"> </w:t>
-      </w:r>
-      <w:r>
-        <w:t xml:space="preserve">692 F.3d at 872. The Court particularly took issue with the law’s ongoing reporting requirement, under which the Court believed any association, no matter how large or how small, was “compelled to decide whether exercising its constitutional right is worth the time and expense of entering a long-term morass of regulatory red tape.” Id. at 873. The Court held that the ongoing reporting requirement likely violated the First Amendment because Minnesota could accomplish its disclosure-related interests through less burdensome measures, such as requiring associations to report only when money is spent. Id. at 876</w:t>
-      </w:r>
-      <w:r>
-        <w:noBreakHyphen/>
-      </w:r>
-      <w:r>
-        <w:t xml:space="preserve">77.</w:t>
+        <w:t xml:space="preserve">states cannot force a corporation to “speak” through a PAC. 558 U.S. at 337-⁠38, and the Eighth Circuit noted that “Minnesota’s law imposes virtually identical regulatory burdens on political funds as it does on [PACs].” Minnesota Citizens,</w:t>
+      </w:r>
+      <w:r>
+        <w:t xml:space="preserve"> </w:t>
+      </w:r>
+      <w:r>
+        <w:t xml:space="preserve">692 F.3d at 872. The Court particularly took issue with the law’s ongoing reporting requirement, under which the Court believed any association, no matter how large or how small, was “compelled to decide whether exercising its constitutional right is worth the time and expense of entering a long-term morass of regulatory red tape.” Id. at 873. The Court held that the ongoing reporting requirement likely violated the First Amendment because Minnesota could accomplish its disclosure-related interests through less burdensome measures, such as requiring associations to report only when money is spent. Id. at 876-⁠77.</w:t>
       </w:r>
     </w:p>
     <w:p>
@@ -13283,13 +12885,7 @@
         <w:t xml:space="preserve"> </w:t>
       </w:r>
       <w:r>
-        <w:t xml:space="preserve">Co., Inc. v. DePasquale, 443 U.S. 368, 386</w:t>
-      </w:r>
-      <w:r>
-        <w:noBreakHyphen/>
-      </w:r>
-      <w:r>
-        <w:t xml:space="preserve">87 (1979).</w:t>
+        <w:t xml:space="preserve">Co., Inc. v. DePasquale, 443 U.S. 368, 386-⁠87 (1979).</w:t>
       </w:r>
     </w:p>
     <w:p>
@@ -13297,13 +12893,7 @@
         <w:pStyle w:val="BodyText"/>
       </w:pPr>
       <w:r>
-        <w:t xml:space="preserve">By its own terms, the Sixth Amendment does not apply to the hearing held on December 4, 2012, because it was not a criminal prosecution. The purpose of the hearing was merely to determine whether there was probable cause to believe that Appellants violated the reporting statutes. L.F. 19, 21</w:t>
-      </w:r>
-      <w:r>
-        <w:noBreakHyphen/>
-      </w:r>
-      <w:r>
-        <w:t xml:space="preserve">24. Appellants contend that the Sixth Amendment public trial right should attach because the hearing was “quasi-criminal.” Appellants misrepresent what happened at the closed hearing in this case, and what may happen at a closed hearing under the statute. The closed hearing did not expose Appellants to criminal liability, and it did not adjudicate their rights.</w:t>
+        <w:t xml:space="preserve">By its own terms, the Sixth Amendment does not apply to the hearing held on December 4, 2012, because it was not a criminal prosecution. The purpose of the hearing was merely to determine whether there was probable cause to believe that Appellants violated the reporting statutes. L.F. 19, 21-⁠24. Appellants contend that the Sixth Amendment public trial right should attach because the hearing was “quasi-criminal.” Appellants misrepresent what happened at the closed hearing in this case, and what may happen at a closed hearing under the statute. The closed hearing did not expose Appellants to criminal liability, and it did not adjudicate their rights.</w:t>
       </w:r>
     </w:p>
     <w:p>
@@ -13376,13 +12966,7 @@
         <w:t xml:space="preserve"> </w:t>
       </w:r>
       <w:r>
-        <w:t xml:space="preserve">the closed hearing could not lead to the imposition of criminal sanctions. And in this case, the MEC ultimately determined that “no further action will be taken” with respect to Appellants’ statutory violations. L.F. 19, 21</w:t>
-      </w:r>
-      <w:r>
-        <w:noBreakHyphen/>
-      </w:r>
-      <w:r>
-        <w:t xml:space="preserve">24.</w:t>
+        <w:t xml:space="preserve">the closed hearing could not lead to the imposition of criminal sanctions. And in this case, the MEC ultimately determined that “no further action will be taken” with respect to Appellants’ statutory violations. L.F. 19, 21-⁠24.</w:t>
       </w:r>
     </w:p>
     <w:p>
@@ -13426,13 +13010,7 @@
         <w:t xml:space="preserve"> </w:t>
       </w:r>
       <w:r>
-        <w:t xml:space="preserve">proceeding.” Id. at 46</w:t>
-      </w:r>
-      <w:r>
-        <w:noBreakHyphen/>
-      </w:r>
-      <w:r>
-        <w:t xml:space="preserve">47.</w:t>
+        <w:t xml:space="preserve">proceeding.” Id. at 46-⁠47.</w:t>
       </w:r>
     </w:p>
     <w:p>
@@ -13440,13 +13018,7 @@
         <w:pStyle w:val="BodyText"/>
       </w:pPr>
       <w:r>
-        <w:t xml:space="preserve">That is what happened in this case. The MEC determined that there was probable cause to believe that Geier and Stop Now! violated the law. L.F. 21</w:t>
-      </w:r>
-      <w:r>
-        <w:noBreakHyphen/>
-      </w:r>
-      <w:r>
-        <w:t xml:space="preserve">24. It did not determine that they actually violated the law. See Impey,</w:t>
+        <w:t xml:space="preserve">That is what happened in this case. The MEC determined that there was probable cause to believe that Geier and Stop Now! violated the law. L.F. 21-⁠24. It did not determine that they actually violated the law. See Impey,</w:t>
       </w:r>
       <w:r>
         <w:t xml:space="preserve"> </w:t>
@@ -13464,13 +13036,7 @@
         <w:t xml:space="preserve"> </w:t>
       </w:r>
       <w:r>
-        <w:t xml:space="preserve">actually violated the law.”). The AHC made the final determination that Geier and Stop Now! violated the law. L.F. 549</w:t>
-      </w:r>
-      <w:r>
-        <w:noBreakHyphen/>
-      </w:r>
-      <w:r>
-        <w:t xml:space="preserve">59, 564. Appellants’ Sixth Amendment challenge to the closed hearing fails because the hearing was not a “criminal prosecution,” a “quasi-criminal” proceeding, or even a final adjudication of their rights.</w:t>
+        <w:t xml:space="preserve">actually violated the law.”). The AHC made the final determination that Geier and Stop Now! violated the law. L.F. 549-⁠59, 564. Appellants’ Sixth Amendment challenge to the closed hearing fails because the hearing was not a “criminal prosecution,” a “quasi-criminal” proceeding, or even a final adjudication of their rights.</w:t>
       </w:r>
     </w:p>
     <w:p>
@@ -13552,13 +13118,7 @@
         <w:t xml:space="preserve"> </w:t>
       </w:r>
       <w:r>
-        <w:t xml:space="preserve">Liberties Union v. New York City Transit Auth., 684 F.3d 286, 294</w:t>
-      </w:r>
-      <w:r>
-        <w:noBreakHyphen/>
-      </w:r>
-      <w:r>
-        <w:t xml:space="preserve">96 (2d Cir. 2011).</w:t>
+        <w:t xml:space="preserve">Liberties Union v. New York City Transit Auth., 684 F.3d 286, 294-⁠96 (2d Cir. 2011).</w:t>
       </w:r>
     </w:p>
     <w:p>
@@ -14174,25 +13734,13 @@
         <w:pStyle w:val="BodyText"/>
       </w:pPr>
       <w:r>
-        <w:t xml:space="preserve">Instead, the MEC found probable cause to believe that Appellants committed statutory violations, and it issued a letter stating that no further action shall be taken. L.F. 21</w:t>
-      </w:r>
-      <w:r>
-        <w:noBreakHyphen/>
-      </w:r>
-      <w:r>
-        <w:t xml:space="preserve">24. The MEC had express statutory authority for this action. See generally Impey,</w:t>
-      </w:r>
-      <w:r>
-        <w:t xml:space="preserve"> </w:t>
-      </w:r>
-      <w:r>
-        <w:t xml:space="preserve">442 S.W.3d at 44</w:t>
-      </w:r>
-      <w:r>
-        <w:noBreakHyphen/>
-      </w:r>
-      <w:r>
-        <w:t xml:space="preserve">48. The MEC has the authority to “review reports and statements filed with the commission ⁠. ⁠. ⁠. pursuant to ⁠. ⁠. ⁠. chapter 130 for completeness, accuracy and timeliness of filing,” and, if there are reasonable grounds to believe a violation has occurred, to conduct an audit or investigation. Section 105.959.1,</w:t>
+        <w:t xml:space="preserve">Instead, the MEC found probable cause to believe that Appellants committed statutory violations, and it issued a letter stating that no further action shall be taken. L.F. 21-⁠24. The MEC had express statutory authority for this action. See generally Impey,</w:t>
+      </w:r>
+      <w:r>
+        <w:t xml:space="preserve"> </w:t>
+      </w:r>
+      <w:r>
+        <w:t xml:space="preserve">442 S.W.3d at 44-⁠48. The MEC has the authority to “review reports and statements filed with the commission ⁠. ⁠. ⁠. pursuant to ⁠. ⁠. ⁠. chapter 130 for completeness, accuracy and timeliness of filing,” and, if there are reasonable grounds to believe a violation has occurred, to conduct an audit or investigation. Section 105.959.1,</w:t>
       </w:r>
       <w:r>
         <w:t xml:space="preserve"> </w:t>
@@ -14232,19 +13780,7 @@
         <w:pStyle w:val="BodyText"/>
       </w:pPr>
       <w:r>
-        <w:t xml:space="preserve">The MEC had statutory authority for each action taken affecting Geier. It is undisputed that Stop Now! violated the law by failing to timely file quarterly disclosure reports in 2011, failing to maintain an official depository account after 2006, and failing to notify the MEC of changes to its depository account. L.F. 586</w:t>
-      </w:r>
-      <w:r>
-        <w:noBreakHyphen/>
-      </w:r>
-      <w:r>
-        <w:t xml:space="preserve">87, 625</w:t>
-      </w:r>
-      <w:r>
-        <w:noBreakHyphen/>
-      </w:r>
-      <w:r>
-        <w:t xml:space="preserve">26. It follows that the MEC had the authority investigate Stop Now! for these violations.</w:t>
+        <w:t xml:space="preserve">The MEC had statutory authority for each action taken affecting Geier. It is undisputed that Stop Now! violated the law by failing to timely file quarterly disclosure reports in 2011, failing to maintain an official depository account after 2006, and failing to notify the MEC of changes to its depository account. L.F. 586-⁠87, 625-⁠26. It follows that the MEC had the authority investigate Stop Now! for these violations.</w:t>
       </w:r>
     </w:p>
     <w:p>
@@ -14516,9 +14052,7 @@
               <w:t xml:space="preserve"> </w:t>
             </w:r>
             <w:r>
-              <w:t xml:space="preserve">(573)751</w:t>
-              <w:noBreakHyphen/>
-              <w:t xml:space="preserve">9167</w:t>
+              <w:t xml:space="preserve">(573)751-⁠9167</w:t>
             </w:r>
           </w:p>
           <w:p>
@@ -14540,9 +14074,7 @@
               <w:t xml:space="preserve"> </w:t>
             </w:r>
             <w:r>
-              <w:t xml:space="preserve">(573)751</w:t>
-              <w:noBreakHyphen/>
-              <w:t xml:space="preserve">9456</w:t>
+              <w:t xml:space="preserve">(573)751-⁠9456</w:t>
             </w:r>
           </w:p>
           <w:p>
@@ -14872,37 +14404,13 @@
         <w:t xml:space="preserve"> </w:t>
       </w:r>
       <w:r>
-        <w:t xml:space="preserve">This case originated in the Administrative Hearing Commission (“AHC”). L.F. 3</w:t>
-      </w:r>
-      <w:r>
-        <w:noBreakHyphen/>
-      </w:r>
-      <w:r>
-        <w:t xml:space="preserve">18, 549</w:t>
-      </w:r>
-      <w:r>
-        <w:noBreakHyphen/>
-      </w:r>
-      <w:r>
-        <w:t xml:space="preserve">59. The AHC does not have authority to declare a statute unconstitutional. State Tax Comm’n</w:t>
-      </w:r>
-      <w:r>
-        <w:t xml:space="preserve"> </w:t>
-      </w:r>
-      <w:r>
-        <w:t xml:space="preserve">v. Admin. Hearing Comm’n, 641 S.W.2d 69, 75 (Mo. banc 1982). Nevertheless, Appellants raised their constitutional challenges at the AHC, and AHC considered them. L.F. 10</w:t>
-      </w:r>
-      <w:r>
-        <w:noBreakHyphen/>
-      </w:r>
-      <w:r>
-        <w:t xml:space="preserve">15, 553</w:t>
-      </w:r>
-      <w:r>
-        <w:noBreakHyphen/>
-      </w:r>
-      <w:r>
-        <w:t xml:space="preserve">56, 558.</w:t>
+        <w:t xml:space="preserve">This case originated in the Administrative Hearing Commission (“AHC”). L.F. 3-⁠18, 549-⁠59. The AHC does not have authority to declare a statute unconstitutional. State Tax Comm’n</w:t>
+      </w:r>
+      <w:r>
+        <w:t xml:space="preserve"> </w:t>
+      </w:r>
+      <w:r>
+        <w:t xml:space="preserve">v. Admin. Hearing Comm’n, 641 S.W.2d 69, 75 (Mo. banc 1982). Nevertheless, Appellants raised their constitutional challenges at the AHC, and AHC considered them. L.F. 10-⁠15, 553-⁠56, 558.</w:t>
       </w:r>
     </w:p>
   </w:footnote>
@@ -15014,19 +14522,7 @@
         <w:t xml:space="preserve"> </w:t>
       </w:r>
       <w:r>
-        <w:t xml:space="preserve">v. Town of Fountain Hills, No. CV</w:t>
-      </w:r>
-      <w:r>
-        <w:noBreakHyphen/>
-      </w:r>
-      <w:r>
-        <w:t xml:space="preserve">11</w:t>
-      </w:r>
-      <w:r>
-        <w:noBreakHyphen/>
-      </w:r>
-      <w:r>
-        <w:t xml:space="preserve">02097-PHX- JAT, 2014 WL 6883063 (D. Ariz. Dec. 5, 2014), and Vote Choice,</w:t>
+        <w:t xml:space="preserve">v. Town of Fountain Hills, No. CV-⁠11-⁠02097-PHX- JAT, 2014 WL 6883063 (D. Ariz. Dec. 5, 2014), and Vote Choice,</w:t>
       </w:r>
       <w:r>
         <w:t xml:space="preserve"> </w:t>
@@ -15193,13 +14689,7 @@
         <w:t xml:space="preserve"> </w:t>
       </w:r>
       <w:r>
-        <w:t xml:space="preserve">v. Nixon, 408 S.W.3d 769, 775 (Mo. banc 2013)). A party does not have standing to challenge a statute if he is not a member of the class of persons allegedly disadvantaged by it. Id. at 803</w:t>
-      </w:r>
-      <w:r>
-        <w:noBreakHyphen/>
-      </w:r>
-      <w:r>
-        <w:t xml:space="preserve">04. Here, because the MEC never assessed fines for Stop Now!’s violation of the reporting statutes, Geier was not disadvantaged by the alleged ambiguity in the statute, and so lacks standing to challenge it.</w:t>
+        <w:t xml:space="preserve">v. Nixon, 408 S.W.3d 769, 775 (Mo. banc 2013)). A party does not have standing to challenge a statute if he is not a member of the class of persons allegedly disadvantaged by it. Id. at 803-⁠04. Here, because the MEC never assessed fines for Stop Now!’s violation of the reporting statutes, Geier was not disadvantaged by the alleged ambiguity in the statute, and so lacks standing to challenge it.</w:t>
       </w:r>
     </w:p>
   </w:footnote>
@@ -15942,7 +15432,7 @@
     <w:qFormat/>
     <w:pPr>
       <w:keepLines/>
-      <w:spacing w:before="0" w:after="140" w:line="299" w:lineRule="exact"/>
+      <w:spacing w:before="23" w:after="140" w:line="299" w:lineRule="exact"/>
     </w:pPr>
     <w:rPr>
       <w:sz w:val="26"/>
